--- a/TPL_Propuesta_OpcionA.docx
+++ b/TPL_Propuesta_OpcionA.docx
@@ -1485,7 +1485,7 @@
         <w:rPr>
           <w:sz w:val="22"/>
         </w:rPr>
-        <w:t>LA HAUS conserva la propiedad del inmueble hasta la cancelación total del precio. La transferencia definitiva se otorga con el pago de la cuarta armada y entrega del inmueble.</w:t>
+        <w:t>LA HAUS conserva la propiedad del inmueble hasta la cancelación total del precio. La transferencia definitiva se otorga con el pago de la última armada y entrega del inmueble.</w:t>
       </w:r>
     </w:p>
     <w:p>

--- a/TPL_Propuesta_OpcionA.docx
+++ b/TPL_Propuesta_OpcionA.docx
@@ -321,7 +321,7 @@
                 <w:b/>
                 <w:sz w:val="20"/>
               </w:rPr>
-              <w:t>S/ 320,000.00</w:t>
+              <w:t>@@PRECIO_DUAL@@</w:t>
             </w:r>
             <w:r>
               <w:rPr>
@@ -1403,20 +1403,8 @@
     </w:tbl>
     <w:p>
       <w:pPr>
-        <w:spacing w:before="160" w:after="120"/>
-        <w:jc w:val="both"/>
-      </w:pPr>
-      <w:r>
-        <w:rPr>
-          <w:sz w:val="18"/>
-          <w:color w:val="666666"/>
-          <w:i/>
-        </w:rPr>
-        <w:t>Las armadas no devengan intereses compensatorios. Tipo de cambio referencial S/ 3.50 por US$ 1.00 para la separación; el monto en soles se confirmará al día del pago.</w:t>
-      </w:r>
-    </w:p>
-    <w:p>
-      <w:pPr>
+        <w:keepNext/>
+        <w:keepLines/>
         <w:spacing w:before="360" w:after="120"/>
       </w:pPr>
       <w:r>
@@ -1430,6 +1418,7 @@
     </w:p>
     <w:p>
       <w:pPr>
+        <w:keepLines/>
         <w:spacing w:before="80" w:after="80"/>
         <w:ind w:left="360" w:hanging="360"/>
         <w:jc w:val="both"/>
@@ -1439,17 +1428,18 @@
           <w:b/>
           <w:sz w:val="22"/>
         </w:rPr>
-        <w:t xml:space="preserve">3.1  Precio congelado: </w:t>
+        <w:t xml:space="preserve">3.1  @@LBL31@@ </w:t>
       </w:r>
       <w:r>
         <w:rPr>
           <w:sz w:val="22"/>
         </w:rPr>
-        <w:t>el precio de S/ 320,000.00 se mantiene fijo durante toda la vigencia del Contrato de Compraventa de Bien Futuro.</w:t>
+        <w:t>@@BODY31@@</w:t>
       </w:r>
     </w:p>
     <w:p>
       <w:pPr>
+        <w:keepLines/>
         <w:spacing w:before="80" w:after="80"/>
         <w:ind w:left="360" w:hanging="360"/>
         <w:jc w:val="both"/>
@@ -1470,6 +1460,7 @@
     </w:p>
     <w:p>
       <w:pPr>
+        <w:keepLines/>
         <w:spacing w:before="80" w:after="80"/>
         <w:ind w:left="360" w:hanging="360"/>
         <w:jc w:val="both"/>
@@ -1490,6 +1481,7 @@
     </w:p>
     <w:p>
       <w:pPr>
+        <w:keepLines/>
         <w:spacing w:before="80" w:after="80"/>
         <w:ind w:left="360" w:hanging="360"/>
         <w:jc w:val="both"/>
@@ -1510,6 +1502,7 @@
     </w:p>
     <w:p>
       <w:pPr>
+        <w:keepLines/>
         <w:spacing w:before="80" w:after="80"/>
         <w:ind w:left="360" w:hanging="360"/>
         <w:jc w:val="both"/>
@@ -1530,6 +1523,7 @@
     </w:p>
     <w:p>
       <w:pPr>
+        <w:keepLines/>
         <w:spacing w:before="80" w:after="80"/>
         <w:ind w:left="360" w:hanging="360"/>
         <w:jc w:val="both"/>
@@ -1550,6 +1544,7 @@
     </w:p>
     <w:p>
       <w:pPr>
+        <w:keepLines/>
         <w:spacing w:before="360" w:after="200"/>
         <w:jc w:val="both"/>
       </w:pPr>
@@ -1562,6 +1557,7 @@
     </w:p>
     <w:p>
       <w:pPr>
+        <w:keepLines/>
         <w:spacing w:before="120" w:after="200"/>
         <w:jc w:val="both"/>
       </w:pPr>
@@ -1574,6 +1570,7 @@
     </w:p>
     <w:p>
       <w:pPr>
+        <w:keepLines/>
         <w:spacing w:before="600" w:after="0"/>
       </w:pPr>
       <w:r>
@@ -1585,6 +1582,7 @@
     </w:p>
     <w:p>
       <w:pPr>
+        <w:keepLines/>
         <w:spacing w:before="0" w:after="0"/>
       </w:pPr>
       <w:r>
@@ -1597,6 +1595,7 @@
     </w:p>
     <w:p>
       <w:pPr>
+        <w:keepLines/>
         <w:spacing w:before="0" w:after="0"/>
       </w:pPr>
       <w:r>
@@ -1609,6 +1608,7 @@
     </w:p>
     <w:p>
       <w:pPr>
+        <w:keepLines/>
         <w:spacing w:before="0" w:after="0"/>
       </w:pPr>
       <w:r>

--- a/TPL_Propuesta_OpcionA.docx
+++ b/TPL_Propuesta_OpcionA.docx
@@ -1455,7 +1455,7 @@
         <w:rPr>
           <w:sz w:val="22"/>
         </w:rPr>
-        <w:t>la operación se elevará a Escritura Pública de Compraventa de Bien Futuro ante Notario Público de Lima, en la fecha indicada en el cronograma.</w:t>
+        <w:t>la compraventa se celebra mediante Contrato de Compraventa de Bien Futuro ante Notario Público de Lima. La transferencia se inscribe en Registros Públicos a favor del comprador una vez independizada la unidad y cancelado el precio total.</w:t>
       </w:r>
     </w:p>
     <w:p>
